--- a/新需求文档/时刻表弹窗开发文档_v2.docx
+++ b/新需求文档/时刻表弹窗开发文档_v2.docx
@@ -704,7 +704,27 @@
         </w:numPr>
       </w:pPr>
       <w:r>
-        <w:t>关闭按钮（×）：鼠标移出弹窗范围时出现在弹窗右上角外侧，字号建议 24～30，颜色 #FFFFFF 或 #E0DAD9，点击触发关闭动画；底部 ∨ 箭头同样可触发关闭，位于弹窗底部居中，样式颜色同倍速箭头；</w:t>
+        <w:t>关闭按钮（×）：鼠标移出弹窗范围时出现在弹窗右上角外侧，字号建议 24～30，颜色 #FFFFFF 或 #E0DAD9，点击触发关闭动画；底部 ∨</w:t>
+      </w:r>
+      <w:r>
+        <w:rPr>
+          <w:rFonts w:hint="eastAsia"/>
+        </w:rPr>
+        <w:t>为</w:t>
+      </w:r>
+      <w:proofErr w:type="spellStart"/>
+      <w:r>
+        <w:rPr>
+          <w:rFonts w:hint="eastAsia"/>
+        </w:rPr>
+        <w:t>vue</w:t>
+      </w:r>
+      <w:proofErr w:type="spellEnd"/>
+      <w:r>
+        <w:rPr>
+          <w:rFonts w:hint="eastAsia"/>
+        </w:rPr>
+        <w:t>运行残留，可以忽略</w:t>
       </w:r>
     </w:p>
     <w:p>
